--- a/entregables/revision_interna/INCOMPATIBILIDADES_CORREGIDO_Y_POR_REVISAR_HOGAR_REFUGIO.docx
+++ b/entregables/revision_interna/INCOMPATIBILIDADES_CORREGIDO_Y_POR_REVISAR_HOGAR_REFUGIO.docx
@@ -43,7 +43,7 @@
           <w:i w:val="0"/>
           <w:sz w:val="22"/>
         </w:rPr>
-        <w:t>Las 18 incompatibilidades del cuadro quedan en CUMPLE, como en el borrador. Este documento indica lo que ya quedó ajustado en el análisis y lo que conviene confirmar antes de cerrar el expediente.</w:t>
+        <w:t>El borrador era el cuadro de incompatibilidades de un local educativo. El análisis se rehízo para el Hogar de Refugio: las 18 incompatibilidades por cercanía quedan en CUMPLE, como en el borrador, y se agregó un segundo cuadro con las condiciones de ubicación propias de un hogar de refugio. Este documento indica lo ajustado y lo que conviene confirmar.</w:t>
       </w:r>
     </w:p>
     <w:p>
@@ -642,7 +642,7 @@
           <w:i w:val="0"/>
           <w:sz w:val="22"/>
         </w:rPr>
-        <w:t>Se añadieron el marco normativo del proyecto (A.090 art. 3 y A.040 art. 7 b), la metodología del área de influencia, los usos colindantes (CAR Varones y CAR Mujeres) y las conclusiones.</w:t>
+        <w:t>Se añadieron: la descripción del servicio y sus exigencias de ubicación; el marco normativo del proyecto (Ley N.° 30364 y su Reglamento, R.M. N.° 150-2016-MIMP, A.090 arts. 3 y 4, A.040 art. 7 b, R.V.M. N.° 208-2019 art. 8 c y lineamientos para refugios); el Cuadro N.° 2 con 8 condiciones propias del hogar (zona compatible, tranquila y no aislada, servicios de apoyo, accesos, seguridad, reserva del uso, servicios básicos y drenaje); los usos colindantes y las conclusiones.</w:t>
       </w:r>
     </w:p>
     <w:p>
@@ -1095,6 +1095,201 @@
           </w:tcPr>
           <w:p>
             <w:pPr>
+              <w:keepNext/>
+              <w:spacing w:after="20" w:before="20"/>
+              <w:jc w:val="left"/>
+            </w:pPr>
+            <w:r>
+              <w:rPr>
+                <w:b w:val="0"/>
+                <w:i w:val="0"/>
+                <w:sz w:val="17"/>
+              </w:rPr>
+              <w:t>Zonificación (Cuadro 2, fila 1)</w:t>
+            </w:r>
+          </w:p>
+        </w:tc>
+        <w:tc>
+          <w:tcPr>
+            <w:tcW w:type="dxa" w:w="4195"/>
+            <w:vAlign w:val="center"/>
+          </w:tcPr>
+          <w:p>
+            <w:pPr>
+              <w:keepNext/>
+              <w:spacing w:after="20" w:before="20"/>
+              <w:jc w:val="left"/>
+            </w:pPr>
+            <w:r>
+              <w:rPr>
+                <w:b w:val="0"/>
+                <w:i w:val="0"/>
+                <w:sz w:val="17"/>
+              </w:rPr>
+              <w:t>Certificado de zonificación y vías o de parámetros urbanísticos de la Municipalidad Distrital de Morales que indique que el uso es compatible.</w:t>
+            </w:r>
+          </w:p>
+        </w:tc>
+        <w:tc>
+          <w:tcPr>
+            <w:tcW w:type="dxa" w:w="3629"/>
+            <w:vAlign w:val="center"/>
+          </w:tcPr>
+          <w:p>
+            <w:pPr>
+              <w:keepNext/>
+              <w:spacing w:after="20" w:before="20"/>
+              <w:jc w:val="left"/>
+            </w:pPr>
+            <w:r>
+              <w:rPr>
+                <w:b w:val="0"/>
+                <w:i w:val="0"/>
+                <w:sz w:val="17"/>
+              </w:rPr>
+              <w:t>Es el documento que acredita la A.090 art. 3.</w:t>
+            </w:r>
+          </w:p>
+        </w:tc>
+      </w:tr>
+      <w:tr>
+        <w:tc>
+          <w:tcPr>
+            <w:tcW w:type="dxa" w:w="1814"/>
+            <w:vAlign w:val="center"/>
+          </w:tcPr>
+          <w:p>
+            <w:pPr>
+              <w:keepNext/>
+              <w:spacing w:after="20" w:before="20"/>
+              <w:jc w:val="left"/>
+            </w:pPr>
+            <w:r>
+              <w:rPr>
+                <w:b w:val="0"/>
+                <w:i w:val="0"/>
+                <w:sz w:val="17"/>
+              </w:rPr>
+              <w:t>Servicios de apoyo (Cuadro 2, fila 3)</w:t>
+            </w:r>
+          </w:p>
+        </w:tc>
+        <w:tc>
+          <w:tcPr>
+            <w:tcW w:type="dxa" w:w="4195"/>
+            <w:vAlign w:val="center"/>
+          </w:tcPr>
+          <w:p>
+            <w:pPr>
+              <w:keepNext/>
+              <w:spacing w:after="20" w:before="20"/>
+              <w:jc w:val="left"/>
+            </w:pPr>
+            <w:r>
+              <w:rPr>
+                <w:b w:val="0"/>
+                <w:i w:val="0"/>
+                <w:sz w:val="17"/>
+              </w:rPr>
+              <w:t>Nombre y distancia de la comisaría, el Centro Emergencia Mujer, la fiscalía o el juzgado y el centro de salud más cercanos; paradero de transporte público y alumbrado en la carretera Oasis.</w:t>
+            </w:r>
+          </w:p>
+        </w:tc>
+        <w:tc>
+          <w:tcPr>
+            <w:tcW w:type="dxa" w:w="3629"/>
+            <w:vAlign w:val="center"/>
+          </w:tcPr>
+          <w:p>
+            <w:pPr>
+              <w:keepNext/>
+              <w:spacing w:after="20" w:before="20"/>
+              <w:jc w:val="left"/>
+            </w:pPr>
+            <w:r>
+              <w:rPr>
+                <w:b w:val="0"/>
+                <w:i w:val="0"/>
+                <w:sz w:val="17"/>
+              </w:rPr>
+              <w:t>El cuadro los menciona en general; con nombres y distancias el sustento es más sólido.</w:t>
+            </w:r>
+          </w:p>
+        </w:tc>
+      </w:tr>
+      <w:tr>
+        <w:tc>
+          <w:tcPr>
+            <w:tcW w:type="dxa" w:w="1814"/>
+            <w:vAlign w:val="center"/>
+          </w:tcPr>
+          <w:p>
+            <w:pPr>
+              <w:keepNext/>
+              <w:spacing w:after="20" w:before="20"/>
+              <w:jc w:val="left"/>
+            </w:pPr>
+            <w:r>
+              <w:rPr>
+                <w:b w:val="0"/>
+                <w:i w:val="0"/>
+                <w:sz w:val="17"/>
+              </w:rPr>
+              <w:t>Privacidad (Cuadro 2, fila 6)</w:t>
+            </w:r>
+          </w:p>
+        </w:tc>
+        <w:tc>
+          <w:tcPr>
+            <w:tcW w:type="dxa" w:w="4195"/>
+            <w:vAlign w:val="center"/>
+          </w:tcPr>
+          <w:p>
+            <w:pPr>
+              <w:keepNext/>
+              <w:spacing w:after="20" w:before="20"/>
+              <w:jc w:val="left"/>
+            </w:pPr>
+            <w:r>
+              <w:rPr>
+                <w:b w:val="0"/>
+                <w:i w:val="0"/>
+                <w:sz w:val="17"/>
+              </w:rPr>
+              <w:t>Altura de las edificaciones colindantes (CAR Varones y CAR Mujeres) y si alguna permite ver el interior del hogar.</w:t>
+            </w:r>
+          </w:p>
+        </w:tc>
+        <w:tc>
+          <w:tcPr>
+            <w:tcW w:type="dxa" w:w="3629"/>
+            <w:vAlign w:val="center"/>
+          </w:tcPr>
+          <w:p>
+            <w:pPr>
+              <w:keepNext/>
+              <w:spacing w:after="20" w:before="20"/>
+              <w:jc w:val="left"/>
+            </w:pPr>
+            <w:r>
+              <w:rPr>
+                <w:b w:val="0"/>
+                <w:i w:val="0"/>
+                <w:sz w:val="17"/>
+              </w:rPr>
+              <w:t>Los lineamientos piden evitar edificaciones altas desde donde se observe el interior.</w:t>
+            </w:r>
+          </w:p>
+        </w:tc>
+      </w:tr>
+      <w:tr>
+        <w:tc>
+          <w:tcPr>
+            <w:tcW w:type="dxa" w:w="1814"/>
+            <w:vAlign w:val="center"/>
+          </w:tcPr>
+          <w:p>
+            <w:pPr>
               <w:spacing w:after="20" w:before="20"/>
               <w:jc w:val="left"/>
             </w:pPr>
